--- a/프로그래밍(Python)/sw-projects/c/3-2-3.docx
+++ b/프로그래밍(Python)/sw-projects/c/3-2-3.docx
@@ -889,9 +889,10 @@
           <w:insideH w:val="none" w:color="FFFFFF" w:sz="0"/>
           <w:insideV w:val="none" w:color="FFFFFF" w:sz="0"/>
         </w:tblBorders>
+        <w:tblLayout w:type="fixed"/>
       </w:tblPr>
       <w:tblGrid>
-        <w:gridCol w:w="100"/>
+        <w:gridCol w:w="9906"/>
       </w:tblGrid>
       <w:tr>
         <w:tc>
@@ -1935,9 +1936,10 @@
           <w:insideH w:val="none" w:color="FFFFFF" w:sz="0"/>
           <w:insideV w:val="none" w:color="FFFFFF" w:sz="0"/>
         </w:tblBorders>
+        <w:tblLayout w:type="fixed"/>
       </w:tblPr>
       <w:tblGrid>
-        <w:gridCol w:w="100"/>
+        <w:gridCol w:w="9906"/>
       </w:tblGrid>
       <w:tr>
         <w:tc>
@@ -2925,9 +2927,10 @@
           <w:insideH w:val="none" w:color="FFFFFF" w:sz="0"/>
           <w:insideV w:val="none" w:color="FFFFFF" w:sz="0"/>
         </w:tblBorders>
+        <w:tblLayout w:type="fixed"/>
       </w:tblPr>
       <w:tblGrid>
-        <w:gridCol w:w="100"/>
+        <w:gridCol w:w="9906"/>
       </w:tblGrid>
       <w:tr>
         <w:tc>
@@ -4226,9 +4229,10 @@
           <w:insideH w:val="none" w:color="FFFFFF" w:sz="0"/>
           <w:insideV w:val="none" w:color="FFFFFF" w:sz="0"/>
         </w:tblBorders>
+        <w:tblLayout w:type="fixed"/>
       </w:tblPr>
       <w:tblGrid>
-        <w:gridCol w:w="100"/>
+        <w:gridCol w:w="9906"/>
       </w:tblGrid>
       <w:tr>
         <w:tc>
@@ -5659,9 +5663,10 @@
           <w:insideH w:val="none" w:color="FFFFFF" w:sz="0"/>
           <w:insideV w:val="none" w:color="FFFFFF" w:sz="0"/>
         </w:tblBorders>
+        <w:tblLayout w:type="fixed"/>
       </w:tblPr>
       <w:tblGrid>
-        <w:gridCol w:w="100"/>
+        <w:gridCol w:w="9906"/>
       </w:tblGrid>
       <w:tr>
         <w:tc>
